--- a/docs/manual-administrador.docx
+++ b/docs/manual-administrador.docx
@@ -1040,7 +1040,7 @@
         <w:pStyle w:val="Heading3"/>
       </w:pPr>
       <w:r>
-        <w:t>5.3 Alcance del cálculo de gasto</w:t>
+        <w:t>5.3 Qué se cuenta y cómo se estima el gasto</w:t>
       </w:r>
     </w:p>
     <w:p>
@@ -1048,12 +1048,21 @@
         <w:pStyle w:val="ListBullet"/>
       </w:pPr>
       <w:r>
-        <w:t>El consumo cuenta los tokens del chat. La carga de embeddings de documentos se paga aparte</w:t>
+        <w:t xml:space="preserve">El límite mensual cuenta </w:t>
+      </w:r>
+      <w:r>
+        <w:rPr>
+          <w:b/>
+        </w:rPr>
+        <w:t>todos los tokens</w:t>
+      </w:r>
+      <w:r>
+        <w:t xml:space="preserve"> del bot: entrada y salida del modelo de chat,</w:t>
       </w:r>
     </w:p>
     <w:p>
       <w:r>
-        <w:t>con la key del proveedor de embeddings del servidor.</w:t>
+        <w:t>más los embeddings (la pregunta de cada consulta y la carga de documentos).</w:t>
       </w:r>
     </w:p>
     <w:p>
@@ -1061,6 +1070,106 @@
         <w:pStyle w:val="ListBullet"/>
       </w:pPr>
       <w:r>
+        <w:t>Se cuenta también el razonamiento interno de los modelos que lo cobran como salida (por ejemplo,</w:t>
+      </w:r>
+    </w:p>
+    <w:p>
+      <w:r>
+        <w:t>algunos modelos de Google).</w:t>
+      </w:r>
+    </w:p>
+    <w:p>
+      <w:pPr>
+        <w:pStyle w:val="ListBullet"/>
+      </w:pPr>
+      <w:r>
+        <w:t xml:space="preserve">El </w:t>
+      </w:r>
+      <w:r>
+        <w:rPr>
+          <w:b/>
+        </w:rPr>
+        <w:t>costo estimado en USD</w:t>
+      </w:r>
+      <w:r>
+        <w:t xml:space="preserve"> usa los precios de lista del proveedor para cada modelo, separando</w:t>
+      </w:r>
+    </w:p>
+    <w:p>
+      <w:r>
+        <w:t>entrada, salida (con descuento por caché cuando el proveedor lo aplica) y embeddings. Cada consulta</w:t>
+      </w:r>
+    </w:p>
+    <w:p>
+      <w:r>
+        <w:t>guarda su costo al momento de hacerse, así que un cambio de precio futuro no altera el histórico.</w:t>
+      </w:r>
+    </w:p>
+    <w:p>
+      <w:pPr>
+        <w:pStyle w:val="ListBullet"/>
+      </w:pPr>
+      <w:r>
+        <w:t xml:space="preserve">Los embeddings de Google no informan sus tokens, así que se </w:t>
+      </w:r>
+      <w:r>
+        <w:rPr>
+          <w:b/>
+        </w:rPr>
+        <w:t>estiman</w:t>
+      </w:r>
+      <w:r>
+        <w:t xml:space="preserve"> por longitud del texto.</w:t>
+      </w:r>
+    </w:p>
+    <w:p>
+      <w:pPr>
+        <w:pStyle w:val="ListBullet"/>
+      </w:pPr>
+      <w:r>
+        <w:t>Si un modelo no tiene precio cargado en el sistema, sus consultas cuentan tokens pero no costo; el</w:t>
+      </w:r>
+    </w:p>
+    <w:p>
+      <w:r>
+        <w:t>desglose lo marca como "sin precio".</w:t>
+      </w:r>
+    </w:p>
+    <w:p>
+      <w:pPr>
+        <w:pStyle w:val="ListBullet"/>
+      </w:pPr>
+      <w:r>
+        <w:t xml:space="preserve">El costo es una </w:t>
+      </w:r>
+      <w:r>
+        <w:rPr>
+          <w:b/>
+        </w:rPr>
+        <w:t>aproximación</w:t>
+      </w:r>
+      <w:r>
+        <w:t>, no la factura real. Para el monto exacto, consultar el panel del</w:t>
+      </w:r>
+    </w:p>
+    <w:p>
+      <w:r>
+        <w:t>proveedor.</w:t>
+      </w:r>
+    </w:p>
+    <w:p>
+      <w:pPr>
+        <w:pStyle w:val="Heading3"/>
+      </w:pPr>
+      <w:r>
+        <w:t>5.4 Desglose del consumo</w:t>
+      </w:r>
+    </w:p>
+    <w:p>
+      <w:pPr>
+        <w:pStyle w:val="ListBullet"/>
+      </w:pPr>
+      <w:r>
         <w:t xml:space="preserve">En </w:t>
       </w:r>
       <w:r>
@@ -1070,21 +1179,29 @@
         <w:t>Estadísticas</w:t>
       </w:r>
       <w:r>
-        <w:t xml:space="preserve">, el "costo estimado" es una </w:t>
+        <w:t xml:space="preserve"> de cada bot, la sección </w:t>
       </w:r>
       <w:r>
         <w:rPr>
           <w:b/>
         </w:rPr>
-        <w:t>aproximación</w:t>
-      </w:r>
-      <w:r>
-        <w:t xml:space="preserve"> fija (tarifa de referencia),</w:t>
+        <w:t>Consumo por modelo y por día</w:t>
+      </w:r>
+      <w:r>
+        <w:t xml:space="preserve"> muestra entrada,</w:t>
       </w:r>
     </w:p>
     <w:p>
       <w:r>
-        <w:t>no la factura real del proveedor. Para el costo exacto, consultar el panel del proveedor.</w:t>
+        <w:t>salida, embeddings, total y costo por modelo, y la serie de los últimos 30 días.</w:t>
+      </w:r>
+    </w:p>
+    <w:p>
+      <w:pPr>
+        <w:pStyle w:val="ListBullet"/>
+      </w:pPr>
+      <w:r>
+        <w:t>La diferencia entre los embeddings del total y los de las consultas es la carga de documentos.</w:t>
       </w:r>
     </w:p>
     <w:p>
@@ -1931,7 +2048,12 @@
         <w:t>Estadísticas (por bot):</w:t>
       </w:r>
       <w:r>
-        <w:t xml:space="preserve"> conversaciones, mensajes, tokens usados y costo estimado.</w:t>
+        <w:t xml:space="preserve"> conversaciones, mensajes, tokens usados (desglosados), costo estimado en</w:t>
+      </w:r>
+    </w:p>
+    <w:p>
+      <w:r>
+        <w:t>USD y consumo por modelo y por día.</w:t>
       </w:r>
     </w:p>
     <w:p>
@@ -2265,7 +2387,7 @@
         <w:pStyle w:val="ListBullet"/>
       </w:pPr>
       <w:r>
-        <w:t>El costo estimado de Estadísticas es referencial.</w:t>
+        <w:t>El costo estimado de Estadísticas es una aproximación según los precios de lista (ver sección 5.3).</w:t>
       </w:r>
     </w:p>
     <w:p>

--- a/docs/manual-administrador.docx
+++ b/docs/manual-administrador.docx
@@ -411,7 +411,7 @@
         <w:t>asignado</w:t>
       </w:r>
       <w:r>
-        <w:t xml:space="preserve"> (ver sección 9). Dentro de un bot asignado, un operador puede editar los</w:t>
+        <w:t xml:space="preserve"> (ver sección 11). Dentro de un bot asignado, un operador puede editar los</w:t>
       </w:r>
     </w:p>
     <w:p>
@@ -598,7 +598,7 @@
     </w:p>
     <w:p>
       <w:r>
-        <w:t>o rol y las restricciones. Ver la sección 10 sobre cómo se comporta el bot.</w:t>
+        <w:t>o rol y las restricciones. Ver la sección 12 sobre cómo se comporta el bot.</w:t>
       </w:r>
     </w:p>
     <w:p>
@@ -655,7 +655,7 @@
     </w:p>
     <w:p>
       <w:r>
-        <w:t>por el formulario (sección 7).</w:t>
+        <w:t>por el formulario (sección 8).</w:t>
       </w:r>
     </w:p>
     <w:p>
@@ -813,7 +813,7 @@
     </w:p>
     <w:p>
       <w:r>
-        <w:t>su contenido (ver sección 8).</w:t>
+        <w:t>su contenido (ver sección 10).</w:t>
       </w:r>
     </w:p>
     <w:p>
@@ -1230,6 +1230,19 @@
         <w:pStyle w:val="ListBullet"/>
       </w:pPr>
       <w:r>
+        <w:t>No confundir con la *base de conocimiento estructurada* (sección 7): esto son archivos que subís</w:t>
+      </w:r>
+    </w:p>
+    <w:p>
+      <w:r>
+        <w:t>(PDF, TXT, DOCX); aquello son tablas con columnas que vos definís.</w:t>
+      </w:r>
+    </w:p>
+    <w:p>
+      <w:pPr>
+        <w:pStyle w:val="ListBullet"/>
+      </w:pPr>
+      <w:r>
         <w:t xml:space="preserve">Formatos: </w:t>
       </w:r>
       <w:r>
@@ -1342,7 +1355,7 @@
     </w:p>
     <w:p>
       <w:r>
-        <w:t>información no está, lo dice explícitamente (ver sección 10).</w:t>
+        <w:t>información no está, lo dice explícitamente (ver sección 12).</w:t>
       </w:r>
     </w:p>
     <w:p>
@@ -1504,7 +1517,253 @@
         <w:pStyle w:val="Heading2"/>
       </w:pPr>
       <w:r>
-        <w:t>7. Consultas de "Hablar con una persona"</w:t>
+        <w:t>7. Base de conocimiento estructurada (tablas) — pestaña Base de conocimiento (operador)</w:t>
+      </w:r>
+    </w:p>
+    <w:p>
+      <w:r>
+        <w:t>Una tabla con las columnas que elijas (ej. "Empleados": DNI, nombre, área; o "Trámites": nombre,</w:t>
+      </w:r>
+    </w:p>
+    <w:p>
+      <w:r>
+        <w:t>costo, contacto) para que el bot la consulte al responder. A diferencia de los Documentos</w:t>
+      </w:r>
+    </w:p>
+    <w:p>
+      <w:r>
+        <w:t>(sección 6.1), acá no subís un archivo: cargás los datos directamente, fila por fila, como una</w:t>
+      </w:r>
+    </w:p>
+    <w:p>
+      <w:r>
+        <w:t>planilla.</w:t>
+      </w:r>
+    </w:p>
+    <w:p>
+      <w:pPr>
+        <w:pStyle w:val="Heading3"/>
+      </w:pPr>
+      <w:r>
+        <w:t>7.1 Crear una tabla</w:t>
+      </w:r>
+    </w:p>
+    <w:p>
+      <w:pPr>
+        <w:pStyle w:val="ListBullet"/>
+      </w:pPr>
+      <w:r>
+        <w:rPr>
+          <w:b/>
+        </w:rPr>
+        <w:t>Nombre</w:t>
+      </w:r>
+      <w:r>
+        <w:t xml:space="preserve"> y, opcional, una </w:t>
+      </w:r>
+      <w:r>
+        <w:rPr>
+          <w:b/>
+        </w:rPr>
+        <w:t>descripción</w:t>
+      </w:r>
+      <w:r>
+        <w:t>.</w:t>
+      </w:r>
+    </w:p>
+    <w:p>
+      <w:pPr>
+        <w:pStyle w:val="ListBullet"/>
+      </w:pPr>
+      <w:r>
+        <w:rPr>
+          <w:b/>
+        </w:rPr>
+        <w:t>Columnas:</w:t>
+      </w:r>
+      <w:r>
+        <w:t xml:space="preserve"> cada una tiene un nombre y un tipo — </w:t>
+      </w:r>
+      <w:r>
+        <w:rPr>
+          <w:b/>
+        </w:rPr>
+        <w:t>texto, número, email o fecha</w:t>
+      </w:r>
+    </w:p>
+    <w:p>
+      <w:r>
+        <w:t>(AAAA-MM-DD).</w:t>
+      </w:r>
+    </w:p>
+    <w:p>
+      <w:pPr>
+        <w:pStyle w:val="ListBullet"/>
+      </w:pPr>
+      <w:r>
+        <w:t xml:space="preserve">Las columnas se pueden </w:t>
+      </w:r>
+      <w:r>
+        <w:rPr>
+          <w:b/>
+        </w:rPr>
+        <w:t>agregar</w:t>
+      </w:r>
+      <w:r>
+        <w:t xml:space="preserve"> después de creada la tabla, pero **no se pueden borrar ni</w:t>
+      </w:r>
+    </w:p>
+    <w:p>
+      <w:r>
+        <w:t>renombrar**: si cambiás la clave de una columna, las filas ya cargadas quedarían con datos</w:t>
+      </w:r>
+    </w:p>
+    <w:p>
+      <w:r>
+        <w:t>guardados bajo una clave que ya no existe. Si necesitás otro esquema, creá una tabla nueva.</w:t>
+      </w:r>
+    </w:p>
+    <w:p>
+      <w:pPr>
+        <w:pStyle w:val="Heading3"/>
+      </w:pPr>
+      <w:r>
+        <w:t>7.2 Cargar filas</w:t>
+      </w:r>
+    </w:p>
+    <w:p>
+      <w:pPr>
+        <w:pStyle w:val="ListBullet"/>
+      </w:pPr>
+      <w:r>
+        <w:t xml:space="preserve">Desde </w:t>
+      </w:r>
+      <w:r>
+        <w:rPr>
+          <w:b/>
+        </w:rPr>
+        <w:t>Ver filas</w:t>
+      </w:r>
+      <w:r>
+        <w:t>, en la lista de tablas: se agregan, editan y borran filas una por una,</w:t>
+      </w:r>
+    </w:p>
+    <w:p>
+      <w:r>
+        <w:t>como una planilla simple. Una celda vacía es válida (no hace falta completar todas las</w:t>
+      </w:r>
+    </w:p>
+    <w:p>
+      <w:r>
+        <w:t>columnas).</w:t>
+      </w:r>
+    </w:p>
+    <w:p>
+      <w:pPr>
+        <w:pStyle w:val="ListBullet"/>
+      </w:pPr>
+      <w:r>
+        <w:t>Cada fila que cargás o editás se indexa igual que un fragmento de documento: el bot la</w:t>
+      </w:r>
+    </w:p>
+    <w:p>
+      <w:r>
+        <w:t xml:space="preserve">encuentra por el </w:t>
+      </w:r>
+      <w:r>
+        <w:rPr>
+          <w:b/>
+        </w:rPr>
+        <w:t>contenido</w:t>
+      </w:r>
+      <w:r>
+        <w:t>, no por una clave exacta. Funciona bien para "¿cuál es el</w:t>
+      </w:r>
+    </w:p>
+    <w:p>
+      <w:r>
+        <w:t>teléfono de tal área?"; no está pensado para una búsqueda exacta por un dato puntual (ej.</w:t>
+      </w:r>
+    </w:p>
+    <w:p>
+      <w:r>
+        <w:t>"buscame el trámite con número de expediente X") — para eso conviene un documento o</w:t>
+      </w:r>
+    </w:p>
+    <w:p>
+      <w:r>
+        <w:t>archivo descargable.</w:t>
+      </w:r>
+    </w:p>
+    <w:p>
+      <w:pPr>
+        <w:pStyle w:val="ListBullet"/>
+      </w:pPr>
+      <w:r>
+        <w:t xml:space="preserve">Cargar y editar filas </w:t>
+      </w:r>
+      <w:r>
+        <w:rPr>
+          <w:b/>
+        </w:rPr>
+        <w:t>consume embeddings</w:t>
+      </w:r>
+      <w:r>
+        <w:t xml:space="preserve"> (se cobra igual que subir un documento): se ve</w:t>
+      </w:r>
+    </w:p>
+    <w:p>
+      <w:r>
+        <w:t>reflejado en el costo estimado del bot (sección 5.3).</w:t>
+      </w:r>
+    </w:p>
+    <w:p>
+      <w:pPr>
+        <w:pStyle w:val="Heading3"/>
+      </w:pPr>
+      <w:r>
+        <w:t>7.3 Borrar</w:t>
+      </w:r>
+    </w:p>
+    <w:p>
+      <w:pPr>
+        <w:pStyle w:val="ListBullet"/>
+      </w:pPr>
+      <w:r>
+        <w:rPr>
+          <w:b/>
+        </w:rPr>
+        <w:t>Borrar una fila</w:t>
+      </w:r>
+      <w:r>
+        <w:t xml:space="preserve"> la saca de inmediato de lo que el bot puede encontrar.</w:t>
+      </w:r>
+    </w:p>
+    <w:p>
+      <w:pPr>
+        <w:pStyle w:val="ListBullet"/>
+      </w:pPr>
+      <w:r>
+        <w:rPr>
+          <w:b/>
+        </w:rPr>
+        <w:t>Borrar la tabla completa</w:t>
+      </w:r>
+      <w:r>
+        <w:t xml:space="preserve"> borra también todas sus filas: no se puede deshacer.</w:t>
+      </w:r>
+    </w:p>
+    <w:p>
+      <w:r>
+        <w:t>---</w:t>
+      </w:r>
+    </w:p>
+    <w:p>
+      <w:pPr>
+        <w:pStyle w:val="Heading2"/>
+      </w:pPr>
+      <w:r>
+        <w:t>8. Consultas de "Hablar con una persona"</w:t>
       </w:r>
     </w:p>
     <w:p>
@@ -1729,7 +1988,298 @@
         <w:pStyle w:val="Heading2"/>
       </w:pPr>
       <w:r>
-        <w:t>8. Subida de PDF por el usuario en el chat</w:t>
+        <w:t>9. Formularios al usuario — pestaña Formularios (operador)</w:t>
+      </w:r>
+    </w:p>
+    <w:p>
+      <w:r>
+        <w:t>A diferencia de "Hablar con una persona" (sección 8), que es un formulario fijo, acá **vos</w:t>
+      </w:r>
+    </w:p>
+    <w:p>
+      <w:r>
+        <w:t>definís los campos**. Sirve para pedirle datos estructurados al usuario y, si hace falta, que</w:t>
+      </w:r>
+    </w:p>
+    <w:p>
+      <w:r>
+        <w:t>adjunte un archivo — por ejemplo, un bot de Recursos Humanos que pida DNI y nombre, y permita</w:t>
+      </w:r>
+    </w:p>
+    <w:p>
+      <w:r>
+        <w:t>subir el certificado médico.</w:t>
+      </w:r>
+    </w:p>
+    <w:p>
+      <w:pPr>
+        <w:pStyle w:val="Heading3"/>
+      </w:pPr>
+      <w:r>
+        <w:t>8.1 Crear un formulario</w:t>
+      </w:r>
+    </w:p>
+    <w:p>
+      <w:pPr>
+        <w:pStyle w:val="ListBullet"/>
+      </w:pPr>
+      <w:r>
+        <w:rPr>
+          <w:b/>
+        </w:rPr>
+        <w:t>Título</w:t>
+      </w:r>
+      <w:r>
+        <w:t xml:space="preserve"> y, opcional, una </w:t>
+      </w:r>
+      <w:r>
+        <w:rPr>
+          <w:b/>
+        </w:rPr>
+        <w:t>descripción</w:t>
+      </w:r>
+      <w:r>
+        <w:t xml:space="preserve"> (el usuario la ve antes de completar los campos)</w:t>
+      </w:r>
+    </w:p>
+    <w:p>
+      <w:r>
+        <w:t xml:space="preserve">y un </w:t>
+      </w:r>
+      <w:r>
+        <w:rPr>
+          <w:b/>
+        </w:rPr>
+        <w:t>mensaje de confirmación</w:t>
+      </w:r>
+      <w:r>
+        <w:t xml:space="preserve"> (lo que ve al enviarlo; si no se carga, usa uno genérico).</w:t>
+      </w:r>
+    </w:p>
+    <w:p>
+      <w:pPr>
+        <w:pStyle w:val="ListBullet"/>
+      </w:pPr>
+      <w:r>
+        <w:rPr>
+          <w:b/>
+        </w:rPr>
+        <w:t>Campos:</w:t>
+      </w:r>
+      <w:r>
+        <w:t xml:space="preserve"> cada uno tiene una etiqueta, un tipo (</w:t>
+      </w:r>
+      <w:r>
+        <w:rPr>
+          <w:b/>
+        </w:rPr>
+        <w:t>texto, número, email o archivo</w:t>
+      </w:r>
+      <w:r>
+        <w:t>) y si es</w:t>
+      </w:r>
+    </w:p>
+    <w:p>
+      <w:r>
+        <w:t>obligatorio. Se pueden agregar, quitar y reordenar con las flechas. No hay un formulario fijo:</w:t>
+      </w:r>
+    </w:p>
+    <w:p>
+      <w:r>
+        <w:t>se arma campo por campo, en el orden que elijas.</w:t>
+      </w:r>
+    </w:p>
+    <w:p>
+      <w:pPr>
+        <w:pStyle w:val="ListBullet"/>
+      </w:pPr>
+      <w:r>
+        <w:t xml:space="preserve">Los campos tipo </w:t>
+      </w:r>
+      <w:r>
+        <w:rPr>
+          <w:b/>
+        </w:rPr>
+        <w:t>archivo</w:t>
+      </w:r>
+      <w:r>
+        <w:t xml:space="preserve"> aceptan PDF, JPG o PNG (hasta 10 MB). Puede haber más de uno</w:t>
+      </w:r>
+    </w:p>
+    <w:p>
+      <w:r>
+        <w:t>(por ejemplo, "certificado médico" y "DNI escaneado" por separado).</w:t>
+      </w:r>
+    </w:p>
+    <w:p>
+      <w:pPr>
+        <w:pStyle w:val="ListBullet"/>
+      </w:pPr>
+      <w:r>
+        <w:t xml:space="preserve">El formulario se puede dejar </w:t>
+      </w:r>
+      <w:r>
+        <w:rPr>
+          <w:b/>
+        </w:rPr>
+        <w:t>inactivo</w:t>
+      </w:r>
+      <w:r>
+        <w:t>: deja de aparecer en el chat sin perder las</w:t>
+      </w:r>
+    </w:p>
+    <w:p>
+      <w:r>
+        <w:t>respuestas ya recibidas.</w:t>
+      </w:r>
+    </w:p>
+    <w:p>
+      <w:pPr>
+        <w:pStyle w:val="Heading3"/>
+      </w:pPr>
+      <w:r>
+        <w:t>8.2 Dónde lo ve el usuario</w:t>
+      </w:r>
+    </w:p>
+    <w:p>
+      <w:r>
+        <w:t>Si el bot tiene al menos un formulario activo, aparece el botón 🆘 del encabezado (el mismo</w:t>
+      </w:r>
+    </w:p>
+    <w:p>
+      <w:r>
+        <w:t>que "Hablar con una persona"): ahí se listan todos los formularios activos y, si corresponde,</w:t>
+      </w:r>
+    </w:p>
+    <w:p>
+      <w:r>
+        <w:t>la opción de contacto. Al completarlo y enviarlo, el usuario ve el mensaje de confirmación</w:t>
+      </w:r>
+    </w:p>
+    <w:p>
+      <w:r>
+        <w:t>como respuesta del bot.</w:t>
+      </w:r>
+    </w:p>
+    <w:p>
+      <w:pPr>
+        <w:pStyle w:val="Heading3"/>
+      </w:pPr>
+      <w:r>
+        <w:t>8.3 Respuestas</w:t>
+      </w:r>
+    </w:p>
+    <w:p>
+      <w:pPr>
+        <w:pStyle w:val="ListBullet"/>
+      </w:pPr>
+      <w:r>
+        <w:t xml:space="preserve">Se ven desde </w:t>
+      </w:r>
+      <w:r>
+        <w:rPr>
+          <w:b/>
+        </w:rPr>
+        <w:t>Ver respuestas</w:t>
+      </w:r>
+      <w:r>
+        <w:t>, en la lista de formularios. Cada una muestra los datos</w:t>
+      </w:r>
+    </w:p>
+    <w:p>
+      <w:r>
+        <w:t>cargados, el o los archivos adjuntos (se descargan desde ahí) y la fecha.</w:t>
+      </w:r>
+    </w:p>
+    <w:p>
+      <w:pPr>
+        <w:pStyle w:val="ListBullet"/>
+      </w:pPr>
+      <w:r>
+        <w:t xml:space="preserve">Mismo flujo que las consultas: estado </w:t>
+      </w:r>
+      <w:r>
+        <w:rPr>
+          <w:b/>
+        </w:rPr>
+        <w:t>Pendiente/Resuelta</w:t>
+      </w:r>
+      <w:r>
+        <w:t>, con quién y cuándo la resolvió.</w:t>
+      </w:r>
+    </w:p>
+    <w:p>
+      <w:pPr>
+        <w:pStyle w:val="ListBullet"/>
+      </w:pPr>
+      <w:r>
+        <w:rPr>
+          <w:b/>
+        </w:rPr>
+        <w:t>El bot no vuelve a consultar estos datos</w:t>
+      </w:r>
+      <w:r>
+        <w:t>: quedan para que el equipo las revise. Si</w:t>
+      </w:r>
+    </w:p>
+    <w:p>
+      <w:r>
+        <w:t>necesitás que el bot responda preguntas usando esta información, es una funcionalidad</w:t>
+      </w:r>
+    </w:p>
+    <w:p>
+      <w:r>
+        <w:t>distinta (está en evaluación).</w:t>
+      </w:r>
+    </w:p>
+    <w:p>
+      <w:pPr>
+        <w:pStyle w:val="ListBullet"/>
+      </w:pPr>
+      <w:r>
+        <w:t>Los DNI, certificados y demás datos del formulario pueden ser información sensible: los ve</w:t>
+      </w:r>
+    </w:p>
+    <w:p>
+      <w:r>
+        <w:t>quien ya tiene acceso a ese bot (los mismos roles que las consultas y los documentos), no hay</w:t>
+      </w:r>
+    </w:p>
+    <w:p>
+      <w:r>
+        <w:t>un permiso aparte. Tenerlo en cuenta antes de asignar operadores a un bot con formularios</w:t>
+      </w:r>
+    </w:p>
+    <w:p>
+      <w:r>
+        <w:t>sensibles.</w:t>
+      </w:r>
+    </w:p>
+    <w:p>
+      <w:pPr>
+        <w:pStyle w:val="ListBullet"/>
+      </w:pPr>
+      <w:r>
+        <w:rPr>
+          <w:b/>
+        </w:rPr>
+        <w:t>Borrar un formulario</w:t>
+      </w:r>
+      <w:r>
+        <w:t xml:space="preserve"> borra también sus respuestas y los archivos adjuntos.</w:t>
+      </w:r>
+    </w:p>
+    <w:p>
+      <w:r>
+        <w:t>---</w:t>
+      </w:r>
+    </w:p>
+    <w:p>
+      <w:pPr>
+        <w:pStyle w:val="Heading2"/>
+      </w:pPr>
+      <w:r>
+        <w:t>10. Subida de PDF por el usuario en el chat</w:t>
       </w:r>
     </w:p>
     <w:p>
@@ -1818,7 +2368,7 @@
         <w:pStyle w:val="Heading2"/>
       </w:pPr>
       <w:r>
-        <w:t>9. Accesos: quién ve cada bot (admin)</w:t>
+        <w:t>11. Accesos: quién ve cada bot (admin)</w:t>
       </w:r>
     </w:p>
     <w:p>
@@ -1901,7 +2451,7 @@
         <w:pStyle w:val="Heading2"/>
       </w:pPr>
       <w:r>
-        <w:t>10. Cómo se comporta el bot (importante para configurar bien)</w:t>
+        <w:t>12. Cómo se comporta el bot (importante para configurar bien)</w:t>
       </w:r>
     </w:p>
     <w:p>
@@ -2034,7 +2584,7 @@
         <w:pStyle w:val="Heading2"/>
       </w:pPr>
       <w:r>
-        <w:t>11. Estadísticas y conversaciones</w:t>
+        <w:t>13. Estadísticas y conversaciones</w:t>
       </w:r>
     </w:p>
     <w:p>
@@ -2098,7 +2648,7 @@
         <w:pStyle w:val="Heading2"/>
       </w:pPr>
       <w:r>
-        <w:t>12. Embed: publicar el bot en un sitio</w:t>
+        <w:t>14. Embed: publicar el bot en un sitio</w:t>
       </w:r>
     </w:p>
     <w:p>
@@ -2186,7 +2736,7 @@
         <w:pStyle w:val="Heading2"/>
       </w:pPr>
       <w:r>
-        <w:t>13. Logos institucionales (superadmin)</w:t>
+        <w:t>15. Logos institucionales (superadmin)</w:t>
       </w:r>
     </w:p>
     <w:p>
@@ -2246,7 +2796,7 @@
         <w:pStyle w:val="Heading2"/>
       </w:pPr>
       <w:r>
-        <w:t>14. Usuarios y proveedores globales (superadmin)</w:t>
+        <w:t>16. Usuarios y proveedores globales (superadmin)</w:t>
       </w:r>
     </w:p>
     <w:p>
@@ -2297,7 +2847,7 @@
         <w:pStyle w:val="Heading2"/>
       </w:pPr>
       <w:r>
-        <w:t>15. Buenas prácticas</w:t>
+        <w:t>17. Buenas prácticas</w:t>
       </w:r>
     </w:p>
     <w:p>
@@ -2366,7 +2916,7 @@
         <w:pStyle w:val="Heading2"/>
       </w:pPr>
       <w:r>
-        <w:t>16. Limitaciones conocidas</w:t>
+        <w:t>18. Limitaciones conocidas</w:t>
       </w:r>
     </w:p>
     <w:p>

--- a/docs/manual-administrador.docx
+++ b/docs/manual-administrador.docx
@@ -7,7 +7,7 @@
         <w:pStyle w:val="Title"/>
       </w:pPr>
       <w:r>
-        <w:t>Manual del administrador — RAGBot</w:t>
+        <w:t>Manual del administrador — Matriabot</w:t>
       </w:r>
     </w:p>
     <w:p>
@@ -21,7 +21,7 @@
         <w:t>dashboard</w:t>
       </w:r>
       <w:r>
-        <w:t xml:space="preserve"> de RAGBot para crear y configurar chatbots,</w:t>
+        <w:t xml:space="preserve"> de Matriabot para crear y configurar chatbots,</w:t>
       </w:r>
     </w:p>
     <w:p>

--- a/docs/manual-administrador.docx
+++ b/docs/manual-administrador.docx
@@ -411,7 +411,7 @@
         <w:t>asignado</w:t>
       </w:r>
       <w:r>
-        <w:t xml:space="preserve"> (ver sección 11). Dentro de un bot asignado, un operador puede editar los</w:t>
+        <w:t xml:space="preserve"> (ver sección 12). Dentro de un bot asignado, un operador puede editar los</w:t>
       </w:r>
     </w:p>
     <w:p>
@@ -598,7 +598,7 @@
     </w:p>
     <w:p>
       <w:r>
-        <w:t>o rol y las restricciones. Ver la sección 12 sobre cómo se comporta el bot.</w:t>
+        <w:t>o rol y las restricciones. Ver la sección 13 sobre cómo se comporta el bot.</w:t>
       </w:r>
     </w:p>
     <w:p>
@@ -817,6 +817,25 @@
       </w:r>
     </w:p>
     <w:p>
+      <w:pPr>
+        <w:pStyle w:val="ListBullet"/>
+      </w:pPr>
+      <w:r>
+        <w:rPr>
+          <w:b/>
+        </w:rPr>
+        <w:t>Permitir búsqueda en internet:</w:t>
+      </w:r>
+      <w:r>
+        <w:t xml:space="preserve"> el bot puede buscar en internet antes de responder (ver</w:t>
+      </w:r>
+    </w:p>
+    <w:p>
+      <w:r>
+        <w:t>sección 11). Tiene costo aparte de los tokens.</w:t>
+      </w:r>
+    </w:p>
+    <w:p>
       <w:r>
         <w:t xml:space="preserve">Al terminar, tocar </w:t>
       </w:r>
@@ -1355,7 +1374,7 @@
     </w:p>
     <w:p>
       <w:r>
-        <w:t>información no está, lo dice explícitamente (ver sección 12).</w:t>
+        <w:t>información no está, lo dice explícitamente (ver sección 13).</w:t>
       </w:r>
     </w:p>
     <w:p>
@@ -2368,7 +2387,199 @@
         <w:pStyle w:val="Heading2"/>
       </w:pPr>
       <w:r>
-        <w:t>11. Accesos: quién ve cada bot (admin)</w:t>
+        <w:t>11. Búsqueda en internet</w:t>
+      </w:r>
+    </w:p>
+    <w:p>
+      <w:r>
+        <w:t>Si está habilitado (admin, en Publicación), el bot puede buscar en internet antes de responder,</w:t>
+      </w:r>
+    </w:p>
+    <w:p>
+      <w:r>
+        <w:t>en vez de limitarse a los documentos y la base de conocimiento. Lo hace el proveedor de IA</w:t>
+      </w:r>
+    </w:p>
+    <w:p>
+      <w:r>
+        <w:t>directamente (OpenAI, Anthropic o Google) — no es una búsqueda propia del sistema.</w:t>
+      </w:r>
+    </w:p>
+    <w:p>
+      <w:pPr>
+        <w:pStyle w:val="Heading3"/>
+      </w:pPr>
+      <w:r>
+        <w:t>11.1 Costo</w:t>
+      </w:r>
+    </w:p>
+    <w:p>
+      <w:pPr>
+        <w:pStyle w:val="ListBullet"/>
+      </w:pPr>
+      <w:r>
+        <w:t xml:space="preserve">Se cobra </w:t>
+      </w:r>
+      <w:r>
+        <w:rPr>
+          <w:b/>
+        </w:rPr>
+        <w:t>aparte</w:t>
+      </w:r>
+      <w:r>
+        <w:t xml:space="preserve"> de los tokens: Anthropic cobra USD 10 cada 1.000 búsquedas, Google</w:t>
+      </w:r>
+    </w:p>
+    <w:p>
+      <w:r>
+        <w:t>USD 14 cada 1.000. OpenAI no cobra la búsqueda aparte, queda incluida en el precio del modelo.</w:t>
+      </w:r>
+    </w:p>
+    <w:p>
+      <w:pPr>
+        <w:pStyle w:val="ListBullet"/>
+      </w:pPr>
+      <w:r>
+        <w:t>Además de ese cargo, cada resultado que trae la búsqueda suma tokens de contexto, como</w:t>
+      </w:r>
+    </w:p>
+    <w:p>
+      <w:r>
+        <w:t>cualquier otro texto que lea el bot.</w:t>
+      </w:r>
+    </w:p>
+    <w:p>
+      <w:pPr>
+        <w:pStyle w:val="ListBullet"/>
+      </w:pPr>
+      <w:r>
+        <w:t>El costo de las búsquedas se refleja en el costo estimado del bot (sección 5.3), igual que</w:t>
+      </w:r>
+    </w:p>
+    <w:p>
+      <w:r>
+        <w:t>el resto del consumo.</w:t>
+      </w:r>
+    </w:p>
+    <w:p>
+      <w:pPr>
+        <w:pStyle w:val="Heading3"/>
+      </w:pPr>
+      <w:r>
+        <w:t>11.2 El riesgo: una sola pregunta puede disparar varias búsquedas</w:t>
+      </w:r>
+    </w:p>
+    <w:p>
+      <w:r>
+        <w:t>El bot puede decidir buscar más de una vez para contestar una misma pregunta (busca algo, no le</w:t>
+      </w:r>
+    </w:p>
+    <w:p>
+      <w:r>
+        <w:t>alcanza, busca de nuevo). Eso multiplica tanto el cargo por búsqueda como los tokens de contexto.</w:t>
+      </w:r>
+    </w:p>
+    <w:p>
+      <w:pPr>
+        <w:pStyle w:val="ListBullet"/>
+      </w:pPr>
+      <w:r>
+        <w:rPr>
+          <w:b/>
+        </w:rPr>
+        <w:t>Anthropic</w:t>
+      </w:r>
+      <w:r>
+        <w:t xml:space="preserve"> es el único proveedor con un tope real: </w:t>
+      </w:r>
+      <w:r>
+        <w:rPr>
+          <w:b/>
+        </w:rPr>
+        <w:t>Tope de búsquedas por respuesta</w:t>
+      </w:r>
+      <w:r>
+        <w:t>, en</w:t>
+      </w:r>
+    </w:p>
+    <w:p>
+      <w:r>
+        <w:t>Publicación. Vacío o 0 usa el default (3). Anthropic respeta ese número.</w:t>
+      </w:r>
+    </w:p>
+    <w:p>
+      <w:pPr>
+        <w:pStyle w:val="ListBullet"/>
+      </w:pPr>
+      <w:r>
+        <w:rPr>
+          <w:b/>
+        </w:rPr>
+        <w:t>Google y OpenAI no tienen forma de limitarlo</w:t>
+      </w:r>
+      <w:r>
+        <w:t xml:space="preserve"> desde acá. El único freno en esos casos es el</w:t>
+      </w:r>
+    </w:p>
+    <w:p>
+      <w:r>
+        <w:t>límite mensual de tokens del bot (sección 5.2).</w:t>
+      </w:r>
+    </w:p>
+    <w:p>
+      <w:pPr>
+        <w:pStyle w:val="ListBullet"/>
+      </w:pPr>
+      <w:r>
+        <w:rPr>
+          <w:b/>
+        </w:rPr>
+        <w:t>En OpenAI además hace falta el modelo correcto:</w:t>
+      </w:r>
+      <w:r>
+        <w:t xml:space="preserve"> la búsqueda solo funciona con modelos</w:t>
+      </w:r>
+    </w:p>
+    <w:p>
+      <w:r>
+        <w:t xml:space="preserve">pensados para eso (ej. </w:t>
+      </w:r>
+      <w:r>
+        <w:rPr>
+          <w:rFonts w:ascii="Consolas" w:hAnsi="Consolas"/>
+        </w:rPr>
+        <w:t>gpt-5-search-api</w:t>
+      </w:r>
+      <w:r>
+        <w:t>). Con gpt-4o o gpt-4o-mini el toggle queda activado</w:t>
+      </w:r>
+    </w:p>
+    <w:p>
+      <w:r>
+        <w:t>pero no tiene ningún efecto — el bot no busca.</w:t>
+      </w:r>
+    </w:p>
+    <w:p>
+      <w:r>
+        <w:t>Para un bot con información sensible al costo, conviene activarlo primero en un bot de prueba</w:t>
+      </w:r>
+    </w:p>
+    <w:p>
+      <w:r>
+        <w:t>con Anthropic (por el tope real) antes de usarlo en un bot de producción.</w:t>
+      </w:r>
+    </w:p>
+    <w:p>
+      <w:r>
+        <w:t>---</w:t>
+      </w:r>
+    </w:p>
+    <w:p>
+      <w:pPr>
+        <w:pStyle w:val="Heading2"/>
+      </w:pPr>
+      <w:r>
+        <w:t>12. Accesos: quién ve cada bot (admin)</w:t>
       </w:r>
     </w:p>
     <w:p>
@@ -2451,7 +2662,7 @@
         <w:pStyle w:val="Heading2"/>
       </w:pPr>
       <w:r>
-        <w:t>12. Cómo se comporta el bot (importante para configurar bien)</w:t>
+        <w:t>13. Cómo se comporta el bot (importante para configurar bien)</w:t>
       </w:r>
     </w:p>
     <w:p>
@@ -2584,7 +2795,7 @@
         <w:pStyle w:val="Heading2"/>
       </w:pPr>
       <w:r>
-        <w:t>13. Estadísticas y conversaciones</w:t>
+        <w:t>14. Estadísticas y conversaciones</w:t>
       </w:r>
     </w:p>
     <w:p>
@@ -2648,7 +2859,7 @@
         <w:pStyle w:val="Heading2"/>
       </w:pPr>
       <w:r>
-        <w:t>14. Embed: publicar el bot en un sitio</w:t>
+        <w:t>15. Embed: publicar el bot en un sitio</w:t>
       </w:r>
     </w:p>
     <w:p>
@@ -2736,7 +2947,7 @@
         <w:pStyle w:val="Heading2"/>
       </w:pPr>
       <w:r>
-        <w:t>15. Logos institucionales (superadmin)</w:t>
+        <w:t>16. Logos institucionales (superadmin)</w:t>
       </w:r>
     </w:p>
     <w:p>
@@ -2796,7 +3007,7 @@
         <w:pStyle w:val="Heading2"/>
       </w:pPr>
       <w:r>
-        <w:t>16. Usuarios y proveedores globales (superadmin)</w:t>
+        <w:t>17. Usuarios y proveedores globales (superadmin)</w:t>
       </w:r>
     </w:p>
     <w:p>
@@ -2847,7 +3058,7 @@
         <w:pStyle w:val="Heading2"/>
       </w:pPr>
       <w:r>
-        <w:t>17. Buenas prácticas</w:t>
+        <w:t>18. Buenas prácticas</w:t>
       </w:r>
     </w:p>
     <w:p>
@@ -2916,7 +3127,7 @@
         <w:pStyle w:val="Heading2"/>
       </w:pPr>
       <w:r>
-        <w:t>18. Limitaciones conocidas</w:t>
+        <w:t>19. Limitaciones conocidas</w:t>
       </w:r>
     </w:p>
     <w:p>
